--- a/arb/docx/31.content.docx
+++ b/arb/docx/31.content.docx
@@ -9318,20 +9318,14 @@
         </w:rPr>
         <w:t xml:space="preserve">هذا هو اسم الرجُل الذي كان سَلَف شعب أدوم. انظر كيف ترجمتَ هذا في </w:t>
       </w:r>
-      <w:hyperlink r:id="rId13">
-        <w:r>
-          <w:rPr>
-            <w:rtl/>
-            <w:cs/>
-            <w:lang w:val="ar_AE" w:bidi="ar_AE"/>
-          </w:rPr>
-          <w:rPr>
-            <w:color w:val="0000EE"/>
-            <w:u w:val="single"/>
-          </w:rPr>
-          <w:t>1:6</w:t>
-        </w:r>
-      </w:hyperlink>
+      <w:r>
+        <w:rPr>
+          <w:rtl/>
+          <w:cs/>
+          <w:lang w:val="ar_AE" w:bidi="ar_AE"/>
+        </w:rPr>
+        <w:t>1:6</w:t>
+      </w:r>
       <w:r>
         <w:rPr>
           <w:rtl/>
@@ -11806,20 +11800,14 @@
         </w:rPr>
         <w:t xml:space="preserve">على غرار ما ورد في </w:t>
       </w:r>
-      <w:hyperlink r:id="rId14">
-        <w:r>
-          <w:rPr>
-            <w:rtl/>
-            <w:cs/>
-            <w:lang w:val="ar_AE" w:bidi="ar_AE"/>
-          </w:rPr>
-          <w:rPr>
-            <w:color w:val="0000EE"/>
-            <w:u w:val="single"/>
-          </w:rPr>
-          <w:t>1:5</w:t>
-        </w:r>
-      </w:hyperlink>
+      <w:r>
+        <w:rPr>
+          <w:rtl/>
+          <w:cs/>
+          <w:lang w:val="ar_AE" w:bidi="ar_AE"/>
+        </w:rPr>
+        <w:t>1:5</w:t>
+      </w:r>
       <w:r>
         <w:rPr>
           <w:rtl/>
@@ -12324,20 +12312,14 @@
         </w:rPr>
         <w:t xml:space="preserve">" على "أخيك يعقوب" المذكور في </w:t>
       </w:r>
-      <w:hyperlink r:id="rId15">
-        <w:r>
-          <w:rPr>
-            <w:rtl/>
-            <w:cs/>
-            <w:lang w:val="ar_AE" w:bidi="ar_AE"/>
-          </w:rPr>
-          <w:rPr>
-            <w:color w:val="0000EE"/>
-            <w:u w:val="single"/>
-          </w:rPr>
-          <w:t>1:10</w:t>
-        </w:r>
-      </w:hyperlink>
+      <w:r>
+        <w:rPr>
+          <w:rtl/>
+          <w:cs/>
+          <w:lang w:val="ar_AE" w:bidi="ar_AE"/>
+        </w:rPr>
+        <w:t>1:10</w:t>
+      </w:r>
       <w:r>
         <w:rPr>
           <w:rtl/>
@@ -12517,20 +12499,14 @@
         </w:rPr>
         <w:t xml:space="preserve">" أيضًا إلى "جيشه". ولكن بما أنه يعني بوضوح "ثروة" في </w:t>
       </w:r>
-      <w:hyperlink r:id="rId16">
-        <w:r>
-          <w:rPr>
-            <w:rtl/>
-            <w:cs/>
-            <w:lang w:val="ar_AE" w:bidi="ar_AE"/>
-          </w:rPr>
-          <w:rPr>
-            <w:color w:val="0000EE"/>
-            <w:u w:val="single"/>
-          </w:rPr>
-          <w:t>1:13</w:t>
-        </w:r>
-      </w:hyperlink>
+      <w:r>
+        <w:rPr>
+          <w:rtl/>
+          <w:cs/>
+          <w:lang w:val="ar_AE" w:bidi="ar_AE"/>
+        </w:rPr>
+        <w:t>1:13</w:t>
+      </w:r>
       <w:r>
         <w:rPr>
           <w:rtl/>
@@ -13913,20 +13889,14 @@
         </w:rPr>
         <w:t xml:space="preserve">على غرار ما ورد في </w:t>
       </w:r>
-      <w:hyperlink r:id="rId15">
-        <w:r>
-          <w:rPr>
-            <w:rtl/>
-            <w:cs/>
-            <w:lang w:val="ar_AE" w:bidi="ar_AE"/>
-          </w:rPr>
-          <w:rPr>
-            <w:color w:val="0000EE"/>
-            <w:u w:val="single"/>
-          </w:rPr>
-          <w:t>1:10</w:t>
-        </w:r>
-      </w:hyperlink>
+      <w:r>
+        <w:rPr>
+          <w:rtl/>
+          <w:cs/>
+          <w:lang w:val="ar_AE" w:bidi="ar_AE"/>
+        </w:rPr>
+        <w:t>1:10</w:t>
+      </w:r>
       <w:r>
         <w:rPr>
           <w:rtl/>
@@ -14653,20 +14623,14 @@
         </w:rPr>
         <w:t xml:space="preserve">" (انظر: </w:t>
       </w:r>
-      <w:hyperlink r:id="rId15">
-        <w:r>
-          <w:rPr>
-            <w:rtl/>
-            <w:cs/>
-            <w:lang w:val="ar_AE" w:bidi="ar_AE"/>
-          </w:rPr>
-          <w:rPr>
-            <w:color w:val="0000EE"/>
-            <w:u w:val="single"/>
-          </w:rPr>
-          <w:t>1:10</w:t>
-        </w:r>
-      </w:hyperlink>
+      <w:r>
+        <w:rPr>
+          <w:rtl/>
+          <w:cs/>
+          <w:lang w:val="ar_AE" w:bidi="ar_AE"/>
+        </w:rPr>
+        <w:t>1:10</w:t>
+      </w:r>
       <w:r>
         <w:rPr>
           <w:rtl/>
@@ -15000,20 +14964,14 @@
         </w:rPr>
         <w:t xml:space="preserve">" في هذا السياق، هو اصطلاح يُقصد به "التمتع بالنظر". راجع كيف ترجمته في </w:t>
       </w:r>
-      <w:hyperlink r:id="rId17">
-        <w:r>
-          <w:rPr>
-            <w:rtl/>
-            <w:cs/>
-            <w:lang w:val="ar_AE" w:bidi="ar_AE"/>
-          </w:rPr>
-          <w:rPr>
-            <w:color w:val="0000EE"/>
-            <w:u w:val="single"/>
-          </w:rPr>
-          <w:t>1:12</w:t>
-        </w:r>
-      </w:hyperlink>
+      <w:r>
+        <w:rPr>
+          <w:rtl/>
+          <w:cs/>
+          <w:lang w:val="ar_AE" w:bidi="ar_AE"/>
+        </w:rPr>
+        <w:t>1:12</w:t>
+      </w:r>
       <w:r>
         <w:rPr>
           <w:rtl/>
@@ -15510,20 +15468,14 @@
         </w:rPr>
         <w:t xml:space="preserve">" هنا، هو استعارة يقصد بها "يقتل". ومن المرجح أن المقارنة مأخوذة من طريقة حصاد الحبوب حين تُقطع عند جمعها. راجع كيف ترجمت هذا التعبير نفسه في </w:t>
       </w:r>
-      <w:hyperlink r:id="rId18">
-        <w:r>
-          <w:rPr>
-            <w:rtl/>
-            <w:cs/>
-            <w:lang w:val="ar_AE" w:bidi="ar_AE"/>
-          </w:rPr>
-          <w:rPr>
-            <w:color w:val="0000EE"/>
-            <w:u w:val="single"/>
-          </w:rPr>
-          <w:t>1:9</w:t>
-        </w:r>
-      </w:hyperlink>
+      <w:r>
+        <w:rPr>
+          <w:rtl/>
+          <w:cs/>
+          <w:lang w:val="ar_AE" w:bidi="ar_AE"/>
+        </w:rPr>
+        <w:t>1:9</w:t>
+      </w:r>
       <w:r>
         <w:rPr>
           <w:rtl/>
@@ -18055,20 +18007,14 @@
         </w:rPr>
         <w:t xml:space="preserve">" إلى شعب إسرائيل الذين سيبقون أحياء في أورشليم بعد أن يُكمل يهوه عقاب الأمم الأخرى. وكما جاء في </w:t>
       </w:r>
-      <w:hyperlink r:id="rId19">
-        <w:r>
-          <w:rPr>
-            <w:rtl/>
-            <w:cs/>
-            <w:lang w:val="ar_AE" w:bidi="ar_AE"/>
-          </w:rPr>
-          <w:rPr>
-            <w:color w:val="0000EE"/>
-            <w:u w:val="single"/>
-          </w:rPr>
-          <w:t>1:16</w:t>
-        </w:r>
-      </w:hyperlink>
+      <w:r>
+        <w:rPr>
+          <w:rtl/>
+          <w:cs/>
+          <w:lang w:val="ar_AE" w:bidi="ar_AE"/>
+        </w:rPr>
+        <w:t>1:16</w:t>
+      </w:r>
       <w:r>
         <w:rPr>
           <w:rtl/>
@@ -23530,20 +23476,14 @@
         </w:rPr>
         <w:t>هو اسم المنطقة الجنوبية من يهوذا، وهي منطقة جافة وصخرية وقاحلة. انظر كيف ترجمت هذا في العدد</w:t>
       </w:r>
-      <w:hyperlink r:id="rId20">
-        <w:r>
-          <w:rPr>
-            <w:rtl/>
-            <w:cs/>
-            <w:lang w:val="ar_AE" w:bidi="ar_AE"/>
-          </w:rPr>
-          <w:rPr>
-            <w:color w:val="0000EE"/>
-            <w:u w:val="single"/>
-          </w:rPr>
-          <w:t xml:space="preserve">1:19. </w:t>
-        </w:r>
-      </w:hyperlink>
+      <w:r>
+        <w:rPr>
+          <w:rtl/>
+          <w:cs/>
+          <w:lang w:val="ar_AE" w:bidi="ar_AE"/>
+        </w:rPr>
+        <w:t xml:space="preserve">1:19. </w:t>
+      </w:r>
       <w:r>
         <w:rPr>
           <w:rtl/>
